--- a/zhs/docx/011.content.docx
+++ b/zhs/docx/011.content.docx
@@ -218,18 +218,12 @@
         </w:rPr>
         <w:t>这个词是一个地方的名称，</w:t>
       </w:r>
-      <w:hyperlink r:id="rId13">
-        <w:r>
-          <w:rPr>
-            <w:lang w:val="zh_CN" w:bidi="zh_CN"/>
-          </w:rPr>
-          <w:rPr>
-            <w:color w:val="0000EE"/>
-            <w:u w:val="single"/>
-          </w:rPr>
-          <w:t>恶</w:t>
-        </w:r>
-      </w:hyperlink>
+      <w:r>
+        <w:rPr>
+          <w:lang w:val="zh_CN" w:bidi="zh_CN"/>
+        </w:rPr>
+        <w:t>恶</w:t>
+      </w:r>
       <w:r>
         <w:rPr>
           <w:lang w:val="zh_CN" w:bidi="zh_CN"/>
@@ -248,56 +242,26 @@
         <w:rPr>
           <w:lang w:val="zh_CN" w:bidi="zh_CN"/>
         </w:rPr>
-        <w:t>人死后会怎样？ 我们可能会觉得听到这话很奇怪，但圣经没有非常清楚地谈到这一点。 大多数</w:t>
-      </w:r>
-      <w:hyperlink r:id="rId14">
-        <w:r>
-          <w:rPr>
-            <w:lang w:val="zh_CN" w:bidi="zh_CN"/>
-          </w:rPr>
-          <w:rPr>
-            <w:color w:val="0000EE"/>
-            <w:u w:val="single"/>
-          </w:rPr>
-          <w:t>基督徒</w:t>
-        </w:r>
-      </w:hyperlink>
-      <w:r>
-        <w:rPr>
-          <w:lang w:val="zh_CN" w:bidi="zh_CN"/>
-        </w:rPr>
-        <w:t>说，</w:t>
-      </w:r>
-      <w:hyperlink r:id="rId15">
-        <w:r>
-          <w:rPr>
-            <w:lang w:val="zh_CN" w:bidi="zh_CN"/>
-          </w:rPr>
-          <w:rPr>
-            <w:color w:val="0000EE"/>
-            <w:u w:val="single"/>
-          </w:rPr>
-          <w:t>信</w:t>
-        </w:r>
-      </w:hyperlink>
+        <w:t>人死后会怎样？ 我们可能会觉得听到这话很奇怪，但圣经没有非常清楚地谈到这一点。 大多数基督徒说，</w:t>
+      </w:r>
+      <w:r>
+        <w:rPr>
+          <w:lang w:val="zh_CN" w:bidi="zh_CN"/>
+        </w:rPr>
+        <w:t>信</w:t>
+      </w:r>
       <w:r>
         <w:rPr>
           <w:lang w:val="zh_CN" w:bidi="zh_CN"/>
         </w:rPr>
         <w:t>耶稣的人会去</w:t>
       </w:r>
-      <w:hyperlink r:id="rId16">
-        <w:r>
-          <w:rPr>
-            <w:lang w:val="zh_CN" w:bidi="zh_CN"/>
-          </w:rPr>
-          <w:rPr>
-            <w:color w:val="0000EE"/>
-            <w:u w:val="single"/>
-          </w:rPr>
-          <w:t>天堂</w:t>
-        </w:r>
-      </w:hyperlink>
+      <w:r>
+        <w:rPr>
+          <w:lang w:val="zh_CN" w:bidi="zh_CN"/>
+        </w:rPr>
+        <w:t>天堂</w:t>
+      </w:r>
       <w:r>
         <w:rPr>
           <w:lang w:val="zh_CN" w:bidi="zh_CN"/>
@@ -329,25 +293,7 @@
         <w:rPr>
           <w:lang w:val="zh_CN" w:bidi="zh_CN"/>
         </w:rPr>
-        <w:t>，或</w:t>
-      </w:r>
-      <w:hyperlink r:id="rId17">
-        <w:r>
-          <w:rPr>
-            <w:lang w:val="zh_CN" w:bidi="zh_CN"/>
-          </w:rPr>
-          <w:rPr>
-            <w:color w:val="0000EE"/>
-            <w:u w:val="single"/>
-          </w:rPr>
-          <w:t>阴间</w:t>
-        </w:r>
-      </w:hyperlink>
-      <w:r>
-        <w:rPr>
-          <w:lang w:val="zh_CN" w:bidi="zh_CN"/>
-        </w:rPr>
-        <w:t>。 他们把地狱描绘成我们所在的世界之下的某个地方。 旧约中的一些经文说得好像所有的人，无论好人还是坏人，都去地狱；其它经文说得好像地狱只是坏人受到惩罚的地方。</w:t>
+        <w:t>，或阴间。 他们把地狱描绘成我们所在的世界之下的某个地方。 旧约中的一些经文说得好像所有的人，无论好人还是坏人，都去地狱；其它经文说得好像地狱只是坏人受到惩罚的地方。</w:t>
       </w:r>
     </w:p>
     <w:p>
@@ -363,41 +309,17 @@
         </w:rPr>
         <w:t>在新约中，人们也说到"地狱"。 有些翻译使用</w:t>
       </w:r>
-      <w:hyperlink r:id="rId18">
-        <w:r>
-          <w:rPr>
-            <w:lang w:val="zh_CN" w:bidi="zh_CN"/>
-          </w:rPr>
-          <w:rPr>
-            <w:color w:val="0000EE"/>
-            <w:u w:val="single"/>
-          </w:rPr>
-          <w:t>希腊文</w:t>
-        </w:r>
-      </w:hyperlink>
-      <w:r>
-        <w:rPr>
-          <w:lang w:val="zh_CN" w:bidi="zh_CN"/>
-        </w:rPr>
-        <w:t>"</w:t>
-      </w:r>
-      <w:hyperlink r:id="rId19">
-        <w:r>
-          <w:rPr>
-            <w:lang w:val="zh_CN" w:bidi="zh_CN"/>
-          </w:rPr>
-          <w:rPr>
-            <w:color w:val="0000EE"/>
-            <w:u w:val="single"/>
-          </w:rPr>
-          <w:t>阴间</w:t>
-        </w:r>
-      </w:hyperlink>
-      <w:r>
-        <w:rPr>
-          <w:lang w:val="zh_CN" w:bidi="zh_CN"/>
-        </w:rPr>
-        <w:t>"这个词来表示。 就像在旧约时代一样，地狱有时似乎是一个中立的地方，所有的人死后都会去的地方，有时它似乎是恶人受到惩罚的地方。 有时它似乎是一个地方，所有的人都在那里等待神审判全人类的时候。 有时"地狱"这个词只是谈论死亡的另一种方式。</w:t>
+      <w:r>
+        <w:rPr>
+          <w:lang w:val="zh_CN" w:bidi="zh_CN"/>
+        </w:rPr>
+        <w:t>希腊文</w:t>
+      </w:r>
+      <w:r>
+        <w:rPr>
+          <w:lang w:val="zh_CN" w:bidi="zh_CN"/>
+        </w:rPr>
+        <w:t>"阴间"这个词来表示。 就像在旧约时代一样，地狱有时似乎是一个中立的地方，所有的人死后都会去的地方，有时它似乎是恶人受到惩罚的地方。 有时它似乎是一个地方，所有的人都在那里等待神审判全人类的时候。 有时"地狱"这个词只是谈论死亡的另一种方式。</w:t>
       </w:r>
     </w:p>
     <w:p>
@@ -413,54 +335,36 @@
         </w:rPr>
         <w:t>耶稣告诉人们，死后，人要么进入</w:t>
       </w:r>
-      <w:hyperlink r:id="rId20">
-        <w:r>
-          <w:rPr>
-            <w:lang w:val="zh_CN" w:bidi="zh_CN"/>
-          </w:rPr>
-          <w:rPr>
-            <w:color w:val="0000EE"/>
-            <w:u w:val="single"/>
-          </w:rPr>
-          <w:t>神的国</w:t>
-        </w:r>
-      </w:hyperlink>
+      <w:r>
+        <w:rPr>
+          <w:lang w:val="zh_CN" w:bidi="zh_CN"/>
+        </w:rPr>
+        <w:t>神的国</w:t>
+      </w:r>
       <w:r>
         <w:rPr>
           <w:lang w:val="zh_CN" w:bidi="zh_CN"/>
         </w:rPr>
         <w:t>，要么进入地狱。 希腊文中地狱这个词来自</w:t>
       </w:r>
-      <w:hyperlink r:id="rId21">
-        <w:r>
-          <w:rPr>
-            <w:lang w:val="zh_CN" w:bidi="zh_CN"/>
-          </w:rPr>
-          <w:rPr>
-            <w:color w:val="0000EE"/>
-            <w:u w:val="single"/>
-          </w:rPr>
-          <w:t>耶路撒冷</w:t>
-        </w:r>
-      </w:hyperlink>
+      <w:r>
+        <w:rPr>
+          <w:lang w:val="zh_CN" w:bidi="zh_CN"/>
+        </w:rPr>
+        <w:t>耶路撒冷</w:t>
+      </w:r>
       <w:r>
         <w:rPr>
           <w:lang w:val="zh_CN" w:bidi="zh_CN"/>
         </w:rPr>
         <w:t>附近的一个地方的名称，</w:t>
       </w:r>
-      <w:hyperlink r:id="rId22">
-        <w:r>
-          <w:rPr>
-            <w:lang w:val="zh_CN" w:bidi="zh_CN"/>
-          </w:rPr>
-          <w:rPr>
-            <w:color w:val="0000EE"/>
-            <w:u w:val="single"/>
-          </w:rPr>
-          <w:t>以色列人</w:t>
-        </w:r>
-      </w:hyperlink>
+      <w:r>
+        <w:rPr>
+          <w:lang w:val="zh_CN" w:bidi="zh_CN"/>
+        </w:rPr>
+        <w:t>以色列人</w:t>
+      </w:r>
       <w:r>
         <w:rPr>
           <w:lang w:val="zh_CN" w:bidi="zh_CN"/>
@@ -481,36 +385,24 @@
         </w:rPr>
         <w:t>耶稣教导说，地狱也是</w:t>
       </w:r>
-      <w:hyperlink r:id="rId23">
-        <w:r>
-          <w:rPr>
-            <w:lang w:val="zh_CN" w:bidi="zh_CN"/>
-          </w:rPr>
-          <w:rPr>
-            <w:color w:val="0000EE"/>
-            <w:u w:val="single"/>
-          </w:rPr>
-          <w:t>撒但</w:t>
-        </w:r>
-      </w:hyperlink>
+      <w:r>
+        <w:rPr>
+          <w:lang w:val="zh_CN" w:bidi="zh_CN"/>
+        </w:rPr>
+        <w:t>撒但</w:t>
+      </w:r>
       <w:r>
         <w:rPr>
           <w:lang w:val="zh_CN" w:bidi="zh_CN"/>
         </w:rPr>
         <w:t>和牠的</w:t>
       </w:r>
-      <w:hyperlink r:id="rId24">
-        <w:r>
-          <w:rPr>
-            <w:lang w:val="zh_CN" w:bidi="zh_CN"/>
-          </w:rPr>
-          <w:rPr>
-            <w:color w:val="0000EE"/>
-            <w:u w:val="single"/>
-          </w:rPr>
-          <w:t>鬼魔</w:t>
-        </w:r>
-      </w:hyperlink>
+      <w:r>
+        <w:rPr>
+          <w:lang w:val="zh_CN" w:bidi="zh_CN"/>
+        </w:rPr>
+        <w:t>鬼魔</w:t>
+      </w:r>
       <w:r>
         <w:rPr>
           <w:lang w:val="zh_CN" w:bidi="zh_CN"/>
@@ -570,7 +462,7 @@
           <w:lang w:val="zh_CN" w:bidi="zh_CN"/>
         </w:rPr>
       </w:r>
-      <w:hyperlink r:id="rId25">
+      <w:hyperlink r:id="rId13">
         <w:r>
           <w:rPr>
             <w:lang w:val="zh_CN" w:bidi="zh_CN"/>
@@ -643,54 +535,36 @@
         </w:rPr>
         <w:t>的字面意思是"十座城市"。这个词指的是</w:t>
       </w:r>
-      <w:hyperlink r:id="rId26">
-        <w:r>
-          <w:rPr>
-            <w:lang w:val="zh_CN" w:bidi="zh_CN"/>
-          </w:rPr>
-          <w:rPr>
-            <w:color w:val="0000EE"/>
-            <w:u w:val="single"/>
-          </w:rPr>
-          <w:t>加利利海</w:t>
-        </w:r>
-      </w:hyperlink>
+      <w:r>
+        <w:rPr>
+          <w:lang w:val="zh_CN" w:bidi="zh_CN"/>
+        </w:rPr>
+        <w:t>加利利海</w:t>
+      </w:r>
       <w:r>
         <w:rPr>
           <w:lang w:val="zh_CN" w:bidi="zh_CN"/>
         </w:rPr>
         <w:t>和</w:t>
       </w:r>
-      <w:hyperlink r:id="rId27">
-        <w:r>
-          <w:rPr>
-            <w:lang w:val="zh_CN" w:bidi="zh_CN"/>
-          </w:rPr>
-          <w:rPr>
-            <w:color w:val="0000EE"/>
-            <w:u w:val="single"/>
-          </w:rPr>
-          <w:t>约旦河</w:t>
-        </w:r>
-      </w:hyperlink>
+      <w:r>
+        <w:rPr>
+          <w:lang w:val="zh_CN" w:bidi="zh_CN"/>
+        </w:rPr>
+        <w:t>约旦河</w:t>
+      </w:r>
       <w:r>
         <w:rPr>
           <w:lang w:val="zh_CN" w:bidi="zh_CN"/>
         </w:rPr>
         <w:t>以东的地区。住在那里的人大多数不是</w:t>
       </w:r>
-      <w:hyperlink r:id="rId28">
-        <w:r>
-          <w:rPr>
-            <w:lang w:val="zh_CN" w:bidi="zh_CN"/>
-          </w:rPr>
-          <w:rPr>
-            <w:color w:val="0000EE"/>
-            <w:u w:val="single"/>
-          </w:rPr>
-          <w:t>犹太人</w:t>
-        </w:r>
-      </w:hyperlink>
+      <w:r>
+        <w:rPr>
+          <w:lang w:val="zh_CN" w:bidi="zh_CN"/>
+        </w:rPr>
+        <w:t>犹太人</w:t>
+      </w:r>
       <w:r>
         <w:rPr>
           <w:lang w:val="zh_CN" w:bidi="zh_CN"/>
@@ -750,7 +624,7 @@
           <w:lang w:val="zh_CN" w:bidi="zh_CN"/>
         </w:rPr>
       </w:r>
-      <w:hyperlink r:id="rId25">
+      <w:hyperlink r:id="rId13">
         <w:r>
           <w:rPr>
             <w:lang w:val="zh_CN" w:bidi="zh_CN"/>

--- a/zhs/docx/011.content.docx
+++ b/zhs/docx/011.content.docx
@@ -436,23 +436,12 @@
         <w:rPr>
           <w:lang w:val="zh_CN" w:bidi="zh_CN"/>
         </w:rPr>
-        <w:t>地狱</w:t>
-      </w:r>
-      <w:r>
-        <w:rPr>
-          <w:lang w:val="zh_CN" w:bidi="zh_CN"/>
-        </w:rPr>
-      </w:r>
-    </w:p>
-    <w:p>
-      <w:pPr>
-        <w:pStyle w:val="Heading4"/>
-      </w:pPr>
-      <w:r>
-        <w:rPr>
-          <w:lang w:val="zh_CN" w:bidi="zh_CN"/>
-        </w:rPr>
-        <w:t>Audio Content</w:t>
+        <w:t>低加坡里</w:t>
+      </w:r>
+      <w:r>
+        <w:rPr>
+          <w:lang w:val="zh_CN" w:bidi="zh_CN"/>
+        </w:rPr>
       </w:r>
     </w:p>
     <w:p>
@@ -462,49 +451,9 @@
           <w:lang w:val="zh_CN" w:bidi="zh_CN"/>
         </w:rPr>
       </w:r>
-      <w:hyperlink r:id="rId13">
-        <w:r>
-          <w:rPr>
-            <w:lang w:val="zh_CN" w:bidi="zh_CN"/>
-          </w:rPr>
-          <w:rPr>
-            <w:color w:val="0000EE"/>
-            <w:u w:val="single"/>
-          </w:rPr>
-          <w:t>mp3 file</w:t>
-        </w:r>
-      </w:hyperlink>
-      <w:r>
-        <w:rPr>
-          <w:lang w:val="zh_CN" w:bidi="zh_CN"/>
-        </w:rPr>
-        <w:t xml:space="preserve"> (None KB)</w:t>
-      </w:r>
-      <w:r>
-        <w:rPr>
-          <w:lang w:val="zh_CN" w:bidi="zh_CN"/>
-        </w:rPr>
-      </w:r>
-      <w:r>
-        <w:rPr>
-          <w:lang w:val="zh_CN" w:bidi="zh_CN"/>
-        </w:rPr>
-      </w:r>
-    </w:p>
-    <w:p>
-      <w:pPr/>
-      <w:r>
-        <w:rPr>
-          <w:lang w:val="zh_CN" w:bidi="zh_CN"/>
-        </w:rPr>
-      </w:r>
-    </w:p>
-    <w:p>
-      <w:pPr>
-        <w:pStyle w:val="Heading2"/>
-      </w:pPr>
-      <w:r>
-        <w:rPr>
+      <w:r>
+        <w:rPr>
+          <w:b/>
           <w:lang w:val="zh_CN" w:bidi="zh_CN"/>
         </w:rPr>
         <w:t>低加坡里</w:t>
@@ -513,26 +462,6 @@
         <w:rPr>
           <w:lang w:val="zh_CN" w:bidi="zh_CN"/>
         </w:rPr>
-      </w:r>
-    </w:p>
-    <w:p>
-      <w:pPr/>
-      <w:r>
-        <w:rPr>
-          <w:lang w:val="zh_CN" w:bidi="zh_CN"/>
-        </w:rPr>
-      </w:r>
-      <w:r>
-        <w:rPr>
-          <w:b/>
-          <w:lang w:val="zh_CN" w:bidi="zh_CN"/>
-        </w:rPr>
-        <w:t>低加坡里</w:t>
-      </w:r>
-      <w:r>
-        <w:rPr>
-          <w:lang w:val="zh_CN" w:bidi="zh_CN"/>
-        </w:rPr>
         <w:t>的字面意思是"十座城市"。这个词指的是</w:t>
       </w:r>
       <w:r>
@@ -570,77 +499,6 @@
           <w:lang w:val="zh_CN" w:bidi="zh_CN"/>
         </w:rPr>
         <w:t>。</w:t>
-      </w:r>
-      <w:r>
-        <w:rPr>
-          <w:lang w:val="zh_CN" w:bidi="zh_CN"/>
-        </w:rPr>
-      </w:r>
-      <w:r>
-        <w:rPr>
-          <w:lang w:val="zh_CN" w:bidi="zh_CN"/>
-        </w:rPr>
-      </w:r>
-    </w:p>
-    <w:p>
-      <w:pPr/>
-      <w:r>
-        <w:rPr>
-          <w:lang w:val="zh_CN" w:bidi="zh_CN"/>
-        </w:rPr>
-      </w:r>
-    </w:p>
-    <w:p>
-      <w:pPr>
-        <w:pStyle w:val="Heading2"/>
-      </w:pPr>
-      <w:r>
-        <w:rPr>
-          <w:lang w:val="zh_CN" w:bidi="zh_CN"/>
-        </w:rPr>
-        <w:t>低加坡里</w:t>
-      </w:r>
-      <w:r>
-        <w:rPr>
-          <w:lang w:val="zh_CN" w:bidi="zh_CN"/>
-        </w:rPr>
-      </w:r>
-    </w:p>
-    <w:p>
-      <w:pPr>
-        <w:pStyle w:val="Heading4"/>
-      </w:pPr>
-      <w:r>
-        <w:rPr>
-          <w:lang w:val="zh_CN" w:bidi="zh_CN"/>
-        </w:rPr>
-        <w:t>Audio Content</w:t>
-      </w:r>
-    </w:p>
-    <w:p>
-      <w:pPr/>
-      <w:r>
-        <w:rPr>
-          <w:lang w:val="zh_CN" w:bidi="zh_CN"/>
-        </w:rPr>
-      </w:r>
-      <w:hyperlink r:id="rId13">
-        <w:r>
-          <w:rPr>
-            <w:lang w:val="zh_CN" w:bidi="zh_CN"/>
-          </w:rPr>
-          <w:rPr>
-            <w:color w:val="0000EE"/>
-            <w:u w:val="single"/>
-          </w:rPr>
-          <w:t>mp3 file</w:t>
-        </w:r>
-      </w:hyperlink>
-      <w:r>
-        <w:rPr>
-          <w:lang w:val="zh_CN" w:bidi="zh_CN"/>
-        </w:rPr>
-        <w:t xml:space="preserve"> (None KB)</w:t>
       </w:r>
       <w:r>
         <w:rPr>

--- a/zhs/docx/011.content.docx
+++ b/zhs/docx/011.content.docx
@@ -218,12 +218,18 @@
         </w:rPr>
         <w:t>这个词是一个地方的名称，</w:t>
       </w:r>
-      <w:r>
-        <w:rPr>
-          <w:lang w:val="zh_CN" w:bidi="zh_CN"/>
-        </w:rPr>
-        <w:t>恶</w:t>
-      </w:r>
+      <w:hyperlink r:id="rId13">
+        <w:r>
+          <w:rPr>
+            <w:lang w:val="zh_CN" w:bidi="zh_CN"/>
+          </w:rPr>
+          <w:rPr>
+            <w:color w:val="0000EE"/>
+            <w:u w:val="single"/>
+          </w:rPr>
+          <w:t>恶</w:t>
+        </w:r>
+      </w:hyperlink>
       <w:r>
         <w:rPr>
           <w:lang w:val="zh_CN" w:bidi="zh_CN"/>
@@ -242,26 +248,56 @@
         <w:rPr>
           <w:lang w:val="zh_CN" w:bidi="zh_CN"/>
         </w:rPr>
-        <w:t>人死后会怎样？ 我们可能会觉得听到这话很奇怪，但圣经没有非常清楚地谈到这一点。 大多数基督徒说，</w:t>
-      </w:r>
-      <w:r>
-        <w:rPr>
-          <w:lang w:val="zh_CN" w:bidi="zh_CN"/>
-        </w:rPr>
-        <w:t>信</w:t>
-      </w:r>
+        <w:t>人死后会怎样？ 我们可能会觉得听到这话很奇怪，但圣经没有非常清楚地谈到这一点。 大多数</w:t>
+      </w:r>
+      <w:hyperlink r:id="rId14">
+        <w:r>
+          <w:rPr>
+            <w:lang w:val="zh_CN" w:bidi="zh_CN"/>
+          </w:rPr>
+          <w:rPr>
+            <w:color w:val="0000EE"/>
+            <w:u w:val="single"/>
+          </w:rPr>
+          <w:t>基督徒</w:t>
+        </w:r>
+      </w:hyperlink>
+      <w:r>
+        <w:rPr>
+          <w:lang w:val="zh_CN" w:bidi="zh_CN"/>
+        </w:rPr>
+        <w:t>说，</w:t>
+      </w:r>
+      <w:hyperlink r:id="rId15">
+        <w:r>
+          <w:rPr>
+            <w:lang w:val="zh_CN" w:bidi="zh_CN"/>
+          </w:rPr>
+          <w:rPr>
+            <w:color w:val="0000EE"/>
+            <w:u w:val="single"/>
+          </w:rPr>
+          <w:t>信</w:t>
+        </w:r>
+      </w:hyperlink>
       <w:r>
         <w:rPr>
           <w:lang w:val="zh_CN" w:bidi="zh_CN"/>
         </w:rPr>
         <w:t>耶稣的人会去</w:t>
       </w:r>
-      <w:r>
-        <w:rPr>
-          <w:lang w:val="zh_CN" w:bidi="zh_CN"/>
-        </w:rPr>
-        <w:t>天堂</w:t>
-      </w:r>
+      <w:hyperlink r:id="rId16">
+        <w:r>
+          <w:rPr>
+            <w:lang w:val="zh_CN" w:bidi="zh_CN"/>
+          </w:rPr>
+          <w:rPr>
+            <w:color w:val="0000EE"/>
+            <w:u w:val="single"/>
+          </w:rPr>
+          <w:t>天堂</w:t>
+        </w:r>
+      </w:hyperlink>
       <w:r>
         <w:rPr>
           <w:lang w:val="zh_CN" w:bidi="zh_CN"/>
@@ -293,7 +329,25 @@
         <w:rPr>
           <w:lang w:val="zh_CN" w:bidi="zh_CN"/>
         </w:rPr>
-        <w:t>，或阴间。 他们把地狱描绘成我们所在的世界之下的某个地方。 旧约中的一些经文说得好像所有的人，无论好人还是坏人，都去地狱；其它经文说得好像地狱只是坏人受到惩罚的地方。</w:t>
+        <w:t>，或</w:t>
+      </w:r>
+      <w:hyperlink r:id="rId17">
+        <w:r>
+          <w:rPr>
+            <w:lang w:val="zh_CN" w:bidi="zh_CN"/>
+          </w:rPr>
+          <w:rPr>
+            <w:color w:val="0000EE"/>
+            <w:u w:val="single"/>
+          </w:rPr>
+          <w:t>阴间</w:t>
+        </w:r>
+      </w:hyperlink>
+      <w:r>
+        <w:rPr>
+          <w:lang w:val="zh_CN" w:bidi="zh_CN"/>
+        </w:rPr>
+        <w:t>。 他们把地狱描绘成我们所在的世界之下的某个地方。 旧约中的一些经文说得好像所有的人，无论好人还是坏人，都去地狱；其它经文说得好像地狱只是坏人受到惩罚的地方。</w:t>
       </w:r>
     </w:p>
     <w:p>
@@ -309,17 +363,41 @@
         </w:rPr>
         <w:t>在新约中，人们也说到"地狱"。 有些翻译使用</w:t>
       </w:r>
-      <w:r>
-        <w:rPr>
-          <w:lang w:val="zh_CN" w:bidi="zh_CN"/>
-        </w:rPr>
-        <w:t>希腊文</w:t>
-      </w:r>
-      <w:r>
-        <w:rPr>
-          <w:lang w:val="zh_CN" w:bidi="zh_CN"/>
-        </w:rPr>
-        <w:t>"阴间"这个词来表示。 就像在旧约时代一样，地狱有时似乎是一个中立的地方，所有的人死后都会去的地方，有时它似乎是恶人受到惩罚的地方。 有时它似乎是一个地方，所有的人都在那里等待神审判全人类的时候。 有时"地狱"这个词只是谈论死亡的另一种方式。</w:t>
+      <w:hyperlink r:id="rId18">
+        <w:r>
+          <w:rPr>
+            <w:lang w:val="zh_CN" w:bidi="zh_CN"/>
+          </w:rPr>
+          <w:rPr>
+            <w:color w:val="0000EE"/>
+            <w:u w:val="single"/>
+          </w:rPr>
+          <w:t>希腊文</w:t>
+        </w:r>
+      </w:hyperlink>
+      <w:r>
+        <w:rPr>
+          <w:lang w:val="zh_CN" w:bidi="zh_CN"/>
+        </w:rPr>
+        <w:t>"</w:t>
+      </w:r>
+      <w:hyperlink r:id="rId19">
+        <w:r>
+          <w:rPr>
+            <w:lang w:val="zh_CN" w:bidi="zh_CN"/>
+          </w:rPr>
+          <w:rPr>
+            <w:color w:val="0000EE"/>
+            <w:u w:val="single"/>
+          </w:rPr>
+          <w:t>阴间</w:t>
+        </w:r>
+      </w:hyperlink>
+      <w:r>
+        <w:rPr>
+          <w:lang w:val="zh_CN" w:bidi="zh_CN"/>
+        </w:rPr>
+        <w:t>"这个词来表示。 就像在旧约时代一样，地狱有时似乎是一个中立的地方，所有的人死后都会去的地方，有时它似乎是恶人受到惩罚的地方。 有时它似乎是一个地方，所有的人都在那里等待神审判全人类的时候。 有时"地狱"这个词只是谈论死亡的另一种方式。</w:t>
       </w:r>
     </w:p>
     <w:p>
@@ -335,36 +413,54 @@
         </w:rPr>
         <w:t>耶稣告诉人们，死后，人要么进入</w:t>
       </w:r>
-      <w:r>
-        <w:rPr>
-          <w:lang w:val="zh_CN" w:bidi="zh_CN"/>
-        </w:rPr>
-        <w:t>神的国</w:t>
-      </w:r>
+      <w:hyperlink r:id="rId20">
+        <w:r>
+          <w:rPr>
+            <w:lang w:val="zh_CN" w:bidi="zh_CN"/>
+          </w:rPr>
+          <w:rPr>
+            <w:color w:val="0000EE"/>
+            <w:u w:val="single"/>
+          </w:rPr>
+          <w:t>神的国</w:t>
+        </w:r>
+      </w:hyperlink>
       <w:r>
         <w:rPr>
           <w:lang w:val="zh_CN" w:bidi="zh_CN"/>
         </w:rPr>
         <w:t>，要么进入地狱。 希腊文中地狱这个词来自</w:t>
       </w:r>
-      <w:r>
-        <w:rPr>
-          <w:lang w:val="zh_CN" w:bidi="zh_CN"/>
-        </w:rPr>
-        <w:t>耶路撒冷</w:t>
-      </w:r>
+      <w:hyperlink r:id="rId21">
+        <w:r>
+          <w:rPr>
+            <w:lang w:val="zh_CN" w:bidi="zh_CN"/>
+          </w:rPr>
+          <w:rPr>
+            <w:color w:val="0000EE"/>
+            <w:u w:val="single"/>
+          </w:rPr>
+          <w:t>耶路撒冷</w:t>
+        </w:r>
+      </w:hyperlink>
       <w:r>
         <w:rPr>
           <w:lang w:val="zh_CN" w:bidi="zh_CN"/>
         </w:rPr>
         <w:t>附近的一个地方的名称，</w:t>
       </w:r>
-      <w:r>
-        <w:rPr>
-          <w:lang w:val="zh_CN" w:bidi="zh_CN"/>
-        </w:rPr>
-        <w:t>以色列人</w:t>
-      </w:r>
+      <w:hyperlink r:id="rId22">
+        <w:r>
+          <w:rPr>
+            <w:lang w:val="zh_CN" w:bidi="zh_CN"/>
+          </w:rPr>
+          <w:rPr>
+            <w:color w:val="0000EE"/>
+            <w:u w:val="single"/>
+          </w:rPr>
+          <w:t>以色列人</w:t>
+        </w:r>
+      </w:hyperlink>
       <w:r>
         <w:rPr>
           <w:lang w:val="zh_CN" w:bidi="zh_CN"/>
@@ -385,24 +481,36 @@
         </w:rPr>
         <w:t>耶稣教导说，地狱也是</w:t>
       </w:r>
-      <w:r>
-        <w:rPr>
-          <w:lang w:val="zh_CN" w:bidi="zh_CN"/>
-        </w:rPr>
-        <w:t>撒但</w:t>
-      </w:r>
+      <w:hyperlink r:id="rId23">
+        <w:r>
+          <w:rPr>
+            <w:lang w:val="zh_CN" w:bidi="zh_CN"/>
+          </w:rPr>
+          <w:rPr>
+            <w:color w:val="0000EE"/>
+            <w:u w:val="single"/>
+          </w:rPr>
+          <w:t>撒但</w:t>
+        </w:r>
+      </w:hyperlink>
       <w:r>
         <w:rPr>
           <w:lang w:val="zh_CN" w:bidi="zh_CN"/>
         </w:rPr>
         <w:t>和牠的</w:t>
       </w:r>
-      <w:r>
-        <w:rPr>
-          <w:lang w:val="zh_CN" w:bidi="zh_CN"/>
-        </w:rPr>
-        <w:t>鬼魔</w:t>
-      </w:r>
+      <w:hyperlink r:id="rId24">
+        <w:r>
+          <w:rPr>
+            <w:lang w:val="zh_CN" w:bidi="zh_CN"/>
+          </w:rPr>
+          <w:rPr>
+            <w:color w:val="0000EE"/>
+            <w:u w:val="single"/>
+          </w:rPr>
+          <w:t>鬼魔</w:t>
+        </w:r>
+      </w:hyperlink>
       <w:r>
         <w:rPr>
           <w:lang w:val="zh_CN" w:bidi="zh_CN"/>
@@ -464,36 +572,54 @@
         </w:rPr>
         <w:t>的字面意思是"十座城市"。这个词指的是</w:t>
       </w:r>
-      <w:r>
-        <w:rPr>
-          <w:lang w:val="zh_CN" w:bidi="zh_CN"/>
-        </w:rPr>
-        <w:t>加利利海</w:t>
-      </w:r>
+      <w:hyperlink r:id="rId25">
+        <w:r>
+          <w:rPr>
+            <w:lang w:val="zh_CN" w:bidi="zh_CN"/>
+          </w:rPr>
+          <w:rPr>
+            <w:color w:val="0000EE"/>
+            <w:u w:val="single"/>
+          </w:rPr>
+          <w:t>加利利海</w:t>
+        </w:r>
+      </w:hyperlink>
       <w:r>
         <w:rPr>
           <w:lang w:val="zh_CN" w:bidi="zh_CN"/>
         </w:rPr>
         <w:t>和</w:t>
       </w:r>
-      <w:r>
-        <w:rPr>
-          <w:lang w:val="zh_CN" w:bidi="zh_CN"/>
-        </w:rPr>
-        <w:t>约旦河</w:t>
-      </w:r>
+      <w:hyperlink r:id="rId26">
+        <w:r>
+          <w:rPr>
+            <w:lang w:val="zh_CN" w:bidi="zh_CN"/>
+          </w:rPr>
+          <w:rPr>
+            <w:color w:val="0000EE"/>
+            <w:u w:val="single"/>
+          </w:rPr>
+          <w:t>约旦河</w:t>
+        </w:r>
+      </w:hyperlink>
       <w:r>
         <w:rPr>
           <w:lang w:val="zh_CN" w:bidi="zh_CN"/>
         </w:rPr>
         <w:t>以东的地区。住在那里的人大多数不是</w:t>
       </w:r>
-      <w:r>
-        <w:rPr>
-          <w:lang w:val="zh_CN" w:bidi="zh_CN"/>
-        </w:rPr>
-        <w:t>犹太人</w:t>
-      </w:r>
+      <w:hyperlink r:id="rId27">
+        <w:r>
+          <w:rPr>
+            <w:lang w:val="zh_CN" w:bidi="zh_CN"/>
+          </w:rPr>
+          <w:rPr>
+            <w:color w:val="0000EE"/>
+            <w:u w:val="single"/>
+          </w:rPr>
+          <w:t>犹太人</w:t>
+        </w:r>
+      </w:hyperlink>
       <w:r>
         <w:rPr>
           <w:lang w:val="zh_CN" w:bidi="zh_CN"/>
